--- a/docs/pipeline_setup_checklist.docx
+++ b/docs/pipeline_setup_checklist.docx
@@ -4421,7 +4421,7 @@
           <w:color w:val="8A5A00"/>
           <w:sz w:val="19"/>
         </w:rPr>
-        <w:t>Autonomous driving (ROBOT_GOAL_BRIDGE=true + spot_sdk) is NOT yet wired for camera-only localization: goals are in depth_odom but Spot commands in its own frame, with no TF linking them. Run supervised until that motion bridge is added.</w:t>
+        <w:t>Autonomous driving (ROBOT_GOAL_BRIDGE=true + spot_sdk) works with camera-only localization: the goal bridge makes each goal body-relative from the camera TF, then phrases it in Spot's frame from Spot's snapshot (motion dialect only - never localization). Still verify supervised runs first, E-Stop in hand.</w:t>
       </w:r>
     </w:p>
     <w:p>

--- a/docs/pipeline_setup_checklist.docx
+++ b/docs/pipeline_setup_checklist.docx
@@ -290,7 +290,7 @@
                 <w:i w:val="0"/>
                 <w:sz w:val="19"/>
               </w:rPr>
-              <w:t>woopers6/robot-inspection (login/token if private)</w:t>
+              <w:t>arunvaradarajan8/robot-inspection (login/token if private)</w:t>
             </w:r>
           </w:p>
         </w:tc>
